--- a/03_report/tables/regression_results_team_process_h1_h3.docx
+++ b/03_report/tables/regression_results_team_process_h1_h3.docx
@@ -20,7 +20,6 @@
       <w:tr>
         <w:trPr>
           <w:trHeight w:val="495" w:hRule="auto"/>
-          <w:tblHeader/>
         </w:trPr>
         <w:tc>
           <w:tcPr>
